--- a/docs/qa/TestExecutionGuide.docx
+++ b/docs/qa/TestExecutionGuide.docx
@@ -186,7 +186,7 @@
                 <w:b w:val="false"/>
                 <w:bCs w:val="false"/>
               </w:rPr>
-              <w:t xml:space="preserve">Alias của vitest run — chạy toàn bộ 340 test trong tests/unit/ 1 lần, dùng cho CI.</w:t>
+              <w:t xml:space="preserve">Alias của vitest run — chạy toàn bộ 535 test trong tests/unit/ 1 lần, dùng cho CI.</w:t>
             </w:r>
           </w:p>
         </w:tc>
@@ -497,7 +497,7 @@
         <w:jc w:val="both"/>
       </w:pPr>
       <w:r>
-        <w:t xml:space="preserve">33 file, 340 test — mỗi file gom theo 1 feature/nhóm scenario liên quan (đánh số theo đúng ID trong SU26SE102-GSU26SE52_QA_TestCases.xlsx), không theo kiểu 1-file-1-scenario. Muốn xem chi tiết từng test case (mô tả, assertion, dòng code) thì mở thẳng file tương ứng trong tests/unit/ — comment đầu file luôn ghi rõ component/service được test dựa trên ("Grounded in ...") và sheet Excel tương ứng.</w:t>
+        <w:t xml:space="preserve">64 file, 535 test — mỗi file gom theo 1 feature/nhóm scenario liên quan (đánh số theo đúng ID trong SU26SE102-GSU26SE52_QA_TestCases.xlsx), không theo kiểu 1-file-1-scenario. Muốn xem chi tiết từng test case (mô tả, assertion, dòng code) thì mở thẳng file tương ứng trong tests/unit/ — comment đầu file luôn ghi rõ component/service được test dựa trên ("Grounded in ...") và sheet Excel tương ứng.</w:t>
       </w:r>
     </w:p>
     <w:tbl>

--- a/docs/qa/TestExecutionGuide.docx
+++ b/docs/qa/TestExecutionGuide.docx
@@ -186,7 +186,7 @@
                 <w:b w:val="false"/>
                 <w:bCs w:val="false"/>
               </w:rPr>
-              <w:t xml:space="preserve">Alias của vitest run — chạy toàn bộ 535 test trong tests/unit/ 1 lần, dùng cho CI.</w:t>
+              <w:t xml:space="preserve">Alias của vitest run — chạy toàn bộ 529 test trong tests/unit/ 1 lần, dùng cho CI.</w:t>
             </w:r>
           </w:p>
         </w:tc>
@@ -497,7 +497,7 @@
         <w:jc w:val="both"/>
       </w:pPr>
       <w:r>
-        <w:t xml:space="preserve">64 file, 535 test — mỗi file gom theo 1 feature/nhóm scenario liên quan (đánh số theo đúng ID trong SU26SE102-GSU26SE52_QA_TestCases.xlsx), không theo kiểu 1-file-1-scenario. Muốn xem chi tiết từng test case (mô tả, assertion, dòng code) thì mở thẳng file tương ứng trong tests/unit/ — comment đầu file luôn ghi rõ component/service được test dựa trên ("Grounded in ...") và sheet Excel tương ứng.</w:t>
+        <w:t xml:space="preserve">63 file, 529 test — mỗi file gom theo 1 feature/nhóm scenario liên quan (đánh số theo đúng ID trong SU26SE102-GSU26SE52_QA_TestCases.xlsx), không theo kiểu 1-file-1-scenario. Muốn xem chi tiết từng test case (mô tả, assertion, dòng code) thì mở thẳng file tương ứng trong tests/unit/ — comment đầu file luôn ghi rõ component/service được test dựa trên ("Grounded in ...") và sheet Excel tương ứng.</w:t>
       </w:r>
     </w:p>
     <w:tbl>
@@ -1411,50 +1411,6 @@
                 <w:b w:val="false"/>
                 <w:bCs w:val="false"/>
               </w:rPr>
-              <w:t xml:space="preserve">studio-chat-refine.test.tsx</w:t>
-            </w:r>
-          </w:p>
-        </w:tc>
-        <w:tc>
-          <w:tcPr>
-            <w:tcW w:type="pct" w:w="10%"/>
-          </w:tcPr>
-          <w:p>
-            <w:r>
-              <w:rPr>
-                <w:b w:val="false"/>
-                <w:bCs w:val="false"/>
-              </w:rPr>
-              <w:t xml:space="preserve">2</w:t>
-            </w:r>
-          </w:p>
-        </w:tc>
-        <w:tc>
-          <w:tcPr>
-            <w:tcW w:type="pct" w:w="62%"/>
-          </w:tcPr>
-          <w:p>
-            <w:r>
-              <w:rPr>
-                <w:b w:val="false"/>
-                <w:bCs w:val="false"/>
-              </w:rPr>
-              <w:t xml:space="preserve">RAG032 — Studio chat làm rõ yêu cầu (refine)</w:t>
-            </w:r>
-          </w:p>
-        </w:tc>
-      </w:tr>
-      <w:tr>
-        <w:tc>
-          <w:tcPr>
-            <w:tcW w:type="pct" w:w="28%"/>
-          </w:tcPr>
-          <w:p>
-            <w:r>
-              <w:rPr>
-                <w:b w:val="false"/>
-                <w:bCs w:val="false"/>
-              </w:rPr>
               <w:t xml:space="preserve">studio-cta-states.test.tsx</w:t>
             </w:r>
           </w:p>
@@ -1469,7 +1425,7 @@
                 <w:b w:val="false"/>
                 <w:bCs w:val="false"/>
               </w:rPr>
-              <w:t xml:space="preserve">5</w:t>
+              <w:t xml:space="preserve">4</w:t>
             </w:r>
           </w:p>
         </w:tc>
@@ -1513,7 +1469,7 @@
                 <w:b w:val="false"/>
                 <w:bCs w:val="false"/>
               </w:rPr>
-              <w:t xml:space="preserve">14</w:t>
+              <w:t xml:space="preserve">13</w:t>
             </w:r>
           </w:p>
         </w:tc>
@@ -1645,7 +1601,7 @@
                 <w:b w:val="false"/>
                 <w:bCs w:val="false"/>
               </w:rPr>
-              <w:t xml:space="preserve">5</w:t>
+              <w:t xml:space="preserve">4</w:t>
             </w:r>
           </w:p>
         </w:tc>
